--- a/project-plan/Assignment Status Reports.docx
+++ b/project-plan/Assignment Status Reports.docx
@@ -20,7 +20,7 @@
     </w:p>
     <w:p>
       <w:r>
-        <w:t>This document preserves the October 8 pre-sprint baseline and provides the three course sprint reports. Only the baseline contains recorded outcomes. Sprint 1 starts October 12; future reports are pending and must be completed from actual work and stakeholder feedback.</w:t>
+        <w:t xml:space="preserve">This document preserves the October 8 pre-sprint baseline and provides the three course sprint reports. Sprint 1 starts October 12; each sprint report is completed at the end of its sprint.</w:t>
       </w:r>
     </w:p>
     <w:p>
@@ -38,7 +38,7 @@
     </w:p>
     <w:p>
       <w:r>
-        <w:t>For completed work, cite the requirement or Jira ID, observed result, date, and evidence link. Distinguish implementation, manual acceptance, deployment, and stakeholder approval. Record unfinished work, its owner, and the next action. Never infer meetings, approvals, feedback, or completed work from a plan.</w:t>
+        <w:t xml:space="preserve">For completed work, cite the requirement or Jira ID, observed result, date, and evidence link. Distinguish implementation, manual acceptance, deployment, and stakeholder approval. Record unfinished work, its owner, and the next action.</w:t>
       </w:r>
     </w:p>
     <w:p>
@@ -548,7 +548,7 @@
     </w:p>
     <w:p>
       <w:r>
-        <w:t>Supporting records: project-plan/Sampletasklist.xlsx, project-plan/Research-Log.md, project-plan/AI-Log.md, and project-plan/Implementation-Delivery-Status.md. The team-site publication link and exact submission deadlines remain pending owner follow-up in the project plan.</w:t>
+        <w:t xml:space="preserve">Supporting records: project-plan/Sampletasklist.xlsx, project-plan/Research-Log.md, project-plan/AI-Log.md, and project-plan/Implementation-Delivery-Status.md. Jackson adds the team-site link by October 31; Robin confirms the Brightspace deadlines by October 14.</w:t>
       </w:r>
     </w:p>
     <w:p>
@@ -566,7 +566,7 @@
     </w:p>
     <w:p>
       <w:r>
-        <w:t>Historical snapshot recorded for September 21–October 8, 2026. Its identity-history notes describe earlier decisions, not the current login contract. Current registration uses a username plus email and/or phone; sign-in accepts any of those identifiers with the password. Current extensions are tracked in design/21-Feature-Extensions.md.</w:t>
+        <w:t xml:space="preserve">Historical snapshot recorded for September 21–October 8, 2026. Sign-in later changed on October 8: accounts register with a username plus an email and/or phone, and sign in with any of the three and a password. Current extensions are tracked in design/21-Feature-Extensions.md.</w:t>
       </w:r>
     </w:p>
     <w:tbl>
@@ -1651,7 +1651,7 @@
                 <w:b w:val="0"/>
                 <w:sz w:val="18"/>
               </w:rPr>
-              <w:t>Pending sprint close. Record blocker, impact, owner, and next action; write None only if confirmed.</w:t>
+              <w:t xml:space="preserve">Pending sprint close. Record blocker, impact, owner, and next action.</w:t>
             </w:r>
           </w:p>
         </w:tc>
@@ -2529,7 +2529,7 @@
                 <w:b w:val="0"/>
                 <w:sz w:val="18"/>
               </w:rPr>
-              <w:t>Pending sprint close. Record blocker, impact, owner, and next action; write None only if confirmed.</w:t>
+              <w:t xml:space="preserve">Pending sprint close. Record blocker, impact, owner, and next action.</w:t>
             </w:r>
           </w:p>
         </w:tc>
@@ -3407,7 +3407,7 @@
                 <w:b w:val="0"/>
                 <w:sz w:val="18"/>
               </w:rPr>
-              <w:t>Pending sprint close. Record blocker, impact, owner, and next action; write None only if confirmed.</w:t>
+              <w:t xml:space="preserve">Pending sprint close. Record blocker, impact, owner, and next action.</w:t>
             </w:r>
           </w:p>
         </w:tc>
